--- a/test-data/wml/table_props.docx
+++ b/test-data/wml/table_props.docx
@@ -5,6 +5,12 @@
     <w:tbl>
       <w:tblPr>
         <w:tblW w:w="5000" w:type="pct"/>
+        <w:tblCellMar>
+          <w:top w:w="120" w:type="dxa"/>
+          <w:left w:w="180" w:type="dxa"/>
+          <w:bottom w:w="120" w:type="dxa"/>
+          <w:right w:w="180" w:type="dxa"/>
+        </w:tblCellMar>
       </w:tblPr>
       <w:tblGrid>
         <w:gridCol w:w="4320"/>
@@ -19,6 +25,12 @@
           <w:tcPr>
             <w:tcW w:w="4320" w:type="dxa"/>
             <w:vAlign w:val="center"/>
+            <w:tcMar>
+              <w:top w:w="240" w:type="dxa"/>
+              <w:left w:w="360" w:type="dxa"/>
+              <w:bottom w:w="240" w:type="dxa"/>
+              <w:right w:w="360" w:type="dxa"/>
+            </w:tcMar>
           </w:tcPr>
           <w:p>
             <w:r>

--- a/test-data/wml/table_props.docx
+++ b/test-data/wml/table_props.docx
@@ -4,7 +4,9 @@
   <w:body>
     <w:tbl>
       <w:tblPr>
-        <w:tblW w:w="5000" w:type="pct"/>
+        <w:tblW w:w="4000" w:type="pct"/>
+        <w:jc w:val="center"/>
+        <w:tblInd w:w="240" w:type="dxa"/>
         <w:tblCellMar>
           <w:top w:w="120" w:type="dxa"/>
           <w:left w:w="180" w:type="dxa"/>

--- a/test-data/wml/table_props.docx
+++ b/test-data/wml/table_props.docx
@@ -26,13 +26,13 @@
         <w:tc>
           <w:tcPr>
             <w:tcW w:w="4320" w:type="dxa"/>
-            <w:vAlign w:val="center"/>
             <w:tcMar>
               <w:top w:w="240" w:type="dxa"/>
               <w:left w:w="360" w:type="dxa"/>
               <w:bottom w:w="240" w:type="dxa"/>
               <w:right w:w="360" w:type="dxa"/>
             </w:tcMar>
+            <w:vAlign w:val="center"/>
           </w:tcPr>
           <w:p>
             <w:r>
